--- a/doc/QuickNV驱动_Onvif/海康威视设备Onvif接入配置指南.docx
+++ b/doc/QuickNV驱动_Onvif/海康威视设备Onvif接入配置指南.docx
@@ -220,9 +220,9 @@
       <w:r>
         <w:drawing>
           <wp:inline distT="0" distB="0" distL="114300" distR="114300">
-            <wp:extent cx="5271135" cy="3676015"/>
-            <wp:effectExtent l="0" t="0" r="5715" b="635"/>
-            <wp:docPr id="5" name="图片 1"/>
+            <wp:extent cx="5271135" cy="3316605"/>
+            <wp:effectExtent l="0" t="0" r="5715" b="7620"/>
+            <wp:docPr id="5" name="图片 3"/>
             <wp:cNvGraphicFramePr>
               <a:graphicFrameLocks xmlns:a="http://schemas.openxmlformats.org/drawingml/2006/main" noChangeAspect="1"/>
             </wp:cNvGraphicFramePr>
@@ -230,7 +230,7 @@
               <a:graphicData uri="http://schemas.openxmlformats.org/drawingml/2006/picture">
                 <pic:pic xmlns:pic="http://schemas.openxmlformats.org/drawingml/2006/picture">
                   <pic:nvPicPr>
-                    <pic:cNvPr id="5" name="图片 1"/>
+                    <pic:cNvPr id="5" name="图片 3"/>
                     <pic:cNvPicPr>
                       <a:picLocks noChangeAspect="1"/>
                     </pic:cNvPicPr>
@@ -244,7 +244,7 @@
                   <pic:spPr>
                     <a:xfrm>
                       <a:off x="0" y="0"/>
-                      <a:ext cx="5271135" cy="3676015"/>
+                      <a:ext cx="5271135" cy="3316605"/>
                     </a:xfrm>
                     <a:prstGeom prst="rect">
                       <a:avLst/>
@@ -260,6 +260,8 @@
           </wp:inline>
         </w:drawing>
       </w:r>
+      <w:bookmarkStart w:id="0" w:name="_GoBack"/>
+      <w:bookmarkEnd w:id="0"/>
     </w:p>
     <w:p>
       <w:pPr>
@@ -286,9 +288,9 @@
       <w:r>
         <w:drawing>
           <wp:inline distT="0" distB="0" distL="114300" distR="114300">
-            <wp:extent cx="5271135" cy="3676015"/>
+            <wp:extent cx="5271135" cy="3314065"/>
             <wp:effectExtent l="0" t="0" r="5715" b="635"/>
-            <wp:docPr id="6" name="图片 2"/>
+            <wp:docPr id="2" name="图片 2"/>
             <wp:cNvGraphicFramePr>
               <a:graphicFrameLocks xmlns:a="http://schemas.openxmlformats.org/drawingml/2006/main" noChangeAspect="1"/>
             </wp:cNvGraphicFramePr>
@@ -296,7 +298,7 @@
               <a:graphicData uri="http://schemas.openxmlformats.org/drawingml/2006/picture">
                 <pic:pic xmlns:pic="http://schemas.openxmlformats.org/drawingml/2006/picture">
                   <pic:nvPicPr>
-                    <pic:cNvPr id="6" name="图片 2"/>
+                    <pic:cNvPr id="2" name="图片 2"/>
                     <pic:cNvPicPr>
                       <a:picLocks noChangeAspect="1"/>
                     </pic:cNvPicPr>
@@ -310,7 +312,7 @@
                   <pic:spPr>
                     <a:xfrm>
                       <a:off x="0" y="0"/>
-                      <a:ext cx="5271135" cy="3676015"/>
+                      <a:ext cx="5271135" cy="3314065"/>
                     </a:xfrm>
                     <a:prstGeom prst="rect">
                       <a:avLst/>
@@ -360,9 +362,9 @@
       <w:r>
         <w:drawing>
           <wp:inline distT="0" distB="0" distL="114300" distR="114300">
-            <wp:extent cx="5271135" cy="3676015"/>
+            <wp:extent cx="5271135" cy="3314065"/>
             <wp:effectExtent l="0" t="0" r="5715" b="635"/>
-            <wp:docPr id="7" name="图片 3"/>
+            <wp:docPr id="1" name="图片 1"/>
             <wp:cNvGraphicFramePr>
               <a:graphicFrameLocks xmlns:a="http://schemas.openxmlformats.org/drawingml/2006/main" noChangeAspect="1"/>
             </wp:cNvGraphicFramePr>
@@ -370,7 +372,7 @@
               <a:graphicData uri="http://schemas.openxmlformats.org/drawingml/2006/picture">
                 <pic:pic xmlns:pic="http://schemas.openxmlformats.org/drawingml/2006/picture">
                   <pic:nvPicPr>
-                    <pic:cNvPr id="7" name="图片 3"/>
+                    <pic:cNvPr id="1" name="图片 1"/>
                     <pic:cNvPicPr>
                       <a:picLocks noChangeAspect="1"/>
                     </pic:cNvPicPr>
@@ -384,7 +386,7 @@
                   <pic:spPr>
                     <a:xfrm>
                       <a:off x="0" y="0"/>
-                      <a:ext cx="5271135" cy="3676015"/>
+                      <a:ext cx="5271135" cy="3314065"/>
                     </a:xfrm>
                     <a:prstGeom prst="rect">
                       <a:avLst/>
@@ -400,8 +402,6 @@
           </wp:inline>
         </w:drawing>
       </w:r>
-      <w:bookmarkStart w:id="0" w:name="_GoBack"/>
-      <w:bookmarkEnd w:id="0"/>
     </w:p>
     <w:sectPr>
       <w:pgSz w:w="11906" w:h="16838"/>
